--- a/crates/docling/tests/data/docx/sources/docx_lists.docx
+++ b/crates/docling/tests/data/docx/sources/docx_lists.docx
@@ -1052,6 +1052,62 @@
       </w:r>
     </w:p>
     <w:p/>
+    <w:p>
+      <w:pPr>
+        <w:pStyle w:val="Heading4"/>
+      </w:pPr>
+      <w:r>
+        <w:t>Test 10: Non-decimal lvlText suffix</w:t>
+      </w:r>
+    </w:p>
+    <w:p>
+      <w:pPr>
+        <w:pStyle w:val="ListParagraph"/>
+        <w:numPr>
+          <w:ilvl w:val="0"/>
+          <w:numId w:val="9101"/>
+        </w:numPr>
+      </w:pPr>
+      <w:r>
+        <w:t>Parent decimal item</w:t>
+      </w:r>
+    </w:p>
+    <w:p>
+      <w:pPr>
+        <w:pStyle w:val="ListParagraph"/>
+        <w:numPr>
+          <w:ilvl w:val="1"/>
+          <w:numId w:val="9101"/>
+        </w:numPr>
+      </w:pPr>
+      <w:r>
+        <w:t>Child lettered first</w:t>
+      </w:r>
+    </w:p>
+    <w:p>
+      <w:pPr>
+        <w:pStyle w:val="ListParagraph"/>
+        <w:numPr>
+          <w:ilvl w:val="1"/>
+          <w:numId w:val="9101"/>
+        </w:numPr>
+      </w:pPr>
+      <w:r>
+        <w:t>Child lettered second</w:t>
+      </w:r>
+    </w:p>
+    <w:p>
+      <w:pPr>
+        <w:pStyle w:val="ListParagraph"/>
+        <w:numPr>
+          <w:ilvl w:val="0"/>
+          <w:numId w:val="9101"/>
+        </w:numPr>
+      </w:pPr>
+      <w:r>
+        <w:t>Parent decimal two</w:t>
+      </w:r>
+    </w:p>
     <w:sectPr>
       <w:pgSz w:w="12240" w:h="15840"/>
       <w:pgMar w:top="1440" w:right="1440" w:bottom="1440" w:left="1440" w:header="720" w:footer="720" w:gutter="0"/>
@@ -1807,6 +1863,21 @@
   </w:num>
   <w:num w:numId="8" w16cid:durableId="1882472701">
     <w:abstractNumId w:val="7"/>
+  </w:num>
+  <w:abstractNum w:abstractNumId="9100">
+    <w:lvl w:ilvl="0">
+      <w:start w:val="1"/>
+      <w:numFmt w:val="decimal"/>
+      <w:lvlText w:val="%1."/>
+    </w:lvl>
+    <w:lvl w:ilvl="1">
+      <w:start w:val="1"/>
+      <w:numFmt w:val="lowerLetter"/>
+      <w:lvlText w:val="%2)"/>
+    </w:lvl>
+  </w:abstractNum>
+  <w:num w:numId="9101">
+    <w:abstractNumId w:val="9100"/>
   </w:num>
 </w:numbering>
 </file>
